--- a/AI_Agents_and_Advanced_Fine_Tuning_Bootcamp/Lab_Walkthroughs/Week_09_Lab_A_ray_core_and_ray_data_deep_dive.docx
+++ b/AI_Agents_and_Advanced_Fine_Tuning_Bootcamp/Lab_Walkthroughs/Week_09_Lab_A_ray_core_and_ray_data_deep_dive.docx
@@ -96,7 +96,7 @@
           <w:color w:val="333333"/>
           <w:sz w:val="22"/>
         </w:rPr>
-        <w:t>Cluster workspace from week 1 plus week-specific deps in the requirements.txt that ships with this lab.</w:t>
+        <w:t>Cluster; ray&gt;=2.9 with Ray Data; qdrant or pgvector endpoint from the TA sheet.</w:t>
       </w:r>
     </w:p>
     <w:p>
@@ -118,7 +118,7 @@
           <w:color w:val="333333"/>
           <w:sz w:val="22"/>
         </w:rPr>
-        <w:t>Concept list available in the class notes for this week.</w:t>
+        <w:t>Ray Data: streaming execution over blocks</w:t>
       </w:r>
     </w:p>
     <w:p>
@@ -130,7 +130,19 @@
           <w:color w:val="333333"/>
           <w:sz w:val="22"/>
         </w:rPr>
-        <w:t>Lab guide TA reviews the concepts in the first 15 minutes.</w:t>
+        <w:t>map_batches with GPU actors for the embedding stage</w:t>
+      </w:r>
+    </w:p>
+    <w:p>
+      <w:pPr>
+        <w:pStyle w:val="ListBullet"/>
+      </w:pPr>
+      <w:r>
+        <w:rPr>
+          <w:color w:val="333333"/>
+          <w:sz w:val="22"/>
+        </w:rPr>
+        <w:t>Backpressure and block size tuning for 100 GB inputs</w:t>
       </w:r>
     </w:p>
     <w:p>
@@ -211,7 +223,241 @@
           <w:color w:val="101010"/>
           <w:sz w:val="18"/>
         </w:rPr>
-        <w:t># Starter code is in the lab repo: see lab_starter.py.</w:t>
+        <w:t>import ray</w:t>
+      </w:r>
+    </w:p>
+    <w:p>
+      <w:pPr>
+        <w:spacing w:after="0" w:before="0"/>
+      </w:pPr>
+      <w:r>
+        <w:rPr>
+          <w:rFonts w:ascii="Consolas" w:hAnsi="Consolas"/>
+          <w:color w:val="101010"/>
+          <w:sz w:val="18"/>
+        </w:rPr>
+        <w:t xml:space="preserve"> </w:t>
+      </w:r>
+    </w:p>
+    <w:p>
+      <w:pPr>
+        <w:spacing w:after="0" w:before="0"/>
+      </w:pPr>
+      <w:r>
+        <w:rPr>
+          <w:rFonts w:ascii="Consolas" w:hAnsi="Consolas"/>
+          <w:color w:val="101010"/>
+          <w:sz w:val="18"/>
+        </w:rPr>
+        <w:t>ds = ray.data.read_json('s3://corpus/jsonl/')        # 100 GB</w:t>
+      </w:r>
+    </w:p>
+    <w:p>
+      <w:pPr>
+        <w:spacing w:after="0" w:before="0"/>
+      </w:pPr>
+      <w:r>
+        <w:rPr>
+          <w:rFonts w:ascii="Consolas" w:hAnsi="Consolas"/>
+          <w:color w:val="101010"/>
+          <w:sz w:val="18"/>
+        </w:rPr>
+        <w:t>ds = ds.filter(lambda r: len(r['text']) &gt; 80)</w:t>
+      </w:r>
+    </w:p>
+    <w:p>
+      <w:pPr>
+        <w:spacing w:after="0" w:before="0"/>
+      </w:pPr>
+      <w:r>
+        <w:rPr>
+          <w:rFonts w:ascii="Consolas" w:hAnsi="Consolas"/>
+          <w:color w:val="101010"/>
+          <w:sz w:val="18"/>
+        </w:rPr>
+        <w:t>ds = ds.map(normalize_record)</w:t>
+      </w:r>
+    </w:p>
+    <w:p>
+      <w:pPr>
+        <w:spacing w:after="0" w:before="0"/>
+      </w:pPr>
+      <w:r>
+        <w:rPr>
+          <w:rFonts w:ascii="Consolas" w:hAnsi="Consolas"/>
+          <w:color w:val="101010"/>
+          <w:sz w:val="18"/>
+        </w:rPr>
+        <w:t xml:space="preserve"> </w:t>
+      </w:r>
+    </w:p>
+    <w:p>
+      <w:pPr>
+        <w:spacing w:after="0" w:before="0"/>
+      </w:pPr>
+      <w:r>
+        <w:rPr>
+          <w:rFonts w:ascii="Consolas" w:hAnsi="Consolas"/>
+          <w:color w:val="101010"/>
+          <w:sz w:val="18"/>
+        </w:rPr>
+        <w:t>class Embedder:</w:t>
+      </w:r>
+    </w:p>
+    <w:p>
+      <w:pPr>
+        <w:spacing w:after="0" w:before="0"/>
+      </w:pPr>
+      <w:r>
+        <w:rPr>
+          <w:rFonts w:ascii="Consolas" w:hAnsi="Consolas"/>
+          <w:color w:val="101010"/>
+          <w:sz w:val="18"/>
+        </w:rPr>
+        <w:t xml:space="preserve">    def __init__(self):</w:t>
+      </w:r>
+    </w:p>
+    <w:p>
+      <w:pPr>
+        <w:spacing w:after="0" w:before="0"/>
+      </w:pPr>
+      <w:r>
+        <w:rPr>
+          <w:rFonts w:ascii="Consolas" w:hAnsi="Consolas"/>
+          <w:color w:val="101010"/>
+          <w:sz w:val="18"/>
+        </w:rPr>
+        <w:t xml:space="preserve">        from sentence_transformers import SentenceTransformer</w:t>
+      </w:r>
+    </w:p>
+    <w:p>
+      <w:pPr>
+        <w:spacing w:after="0" w:before="0"/>
+      </w:pPr>
+      <w:r>
+        <w:rPr>
+          <w:rFonts w:ascii="Consolas" w:hAnsi="Consolas"/>
+          <w:color w:val="101010"/>
+          <w:sz w:val="18"/>
+        </w:rPr>
+        <w:t xml:space="preserve">        self.m = SentenceTransformer('ckpt/embedder-v1', device='cuda')</w:t>
+      </w:r>
+    </w:p>
+    <w:p>
+      <w:pPr>
+        <w:spacing w:after="0" w:before="0"/>
+      </w:pPr>
+      <w:r>
+        <w:rPr>
+          <w:rFonts w:ascii="Consolas" w:hAnsi="Consolas"/>
+          <w:color w:val="101010"/>
+          <w:sz w:val="18"/>
+        </w:rPr>
+        <w:t xml:space="preserve">    def __call__(self, batch):</w:t>
+      </w:r>
+    </w:p>
+    <w:p>
+      <w:pPr>
+        <w:spacing w:after="0" w:before="0"/>
+      </w:pPr>
+      <w:r>
+        <w:rPr>
+          <w:rFonts w:ascii="Consolas" w:hAnsi="Consolas"/>
+          <w:color w:val="101010"/>
+          <w:sz w:val="18"/>
+        </w:rPr>
+        <w:t xml:space="preserve">        batch['vec'] = self.m.encode(list(batch['text']),</w:t>
+      </w:r>
+    </w:p>
+    <w:p>
+      <w:pPr>
+        <w:spacing w:after="0" w:before="0"/>
+      </w:pPr>
+      <w:r>
+        <w:rPr>
+          <w:rFonts w:ascii="Consolas" w:hAnsi="Consolas"/>
+          <w:color w:val="101010"/>
+          <w:sz w:val="18"/>
+        </w:rPr>
+        <w:t xml:space="preserve">                                     batch_size=256).tolist()</w:t>
+      </w:r>
+    </w:p>
+    <w:p>
+      <w:pPr>
+        <w:spacing w:after="0" w:before="0"/>
+      </w:pPr>
+      <w:r>
+        <w:rPr>
+          <w:rFonts w:ascii="Consolas" w:hAnsi="Consolas"/>
+          <w:color w:val="101010"/>
+          <w:sz w:val="18"/>
+        </w:rPr>
+        <w:t xml:space="preserve">        return batch</w:t>
+      </w:r>
+    </w:p>
+    <w:p>
+      <w:pPr>
+        <w:spacing w:after="0" w:before="0"/>
+      </w:pPr>
+      <w:r>
+        <w:rPr>
+          <w:rFonts w:ascii="Consolas" w:hAnsi="Consolas"/>
+          <w:color w:val="101010"/>
+          <w:sz w:val="18"/>
+        </w:rPr>
+        <w:t xml:space="preserve"> </w:t>
+      </w:r>
+    </w:p>
+    <w:p>
+      <w:pPr>
+        <w:spacing w:after="0" w:before="0"/>
+      </w:pPr>
+      <w:r>
+        <w:rPr>
+          <w:rFonts w:ascii="Consolas" w:hAnsi="Consolas"/>
+          <w:color w:val="101010"/>
+          <w:sz w:val="18"/>
+        </w:rPr>
+        <w:t>ds = ds.map_batches(Embedder, concurrency=4,</w:t>
+      </w:r>
+    </w:p>
+    <w:p>
+      <w:pPr>
+        <w:spacing w:after="0" w:before="0"/>
+      </w:pPr>
+      <w:r>
+        <w:rPr>
+          <w:rFonts w:ascii="Consolas" w:hAnsi="Consolas"/>
+          <w:color w:val="101010"/>
+          <w:sz w:val="18"/>
+        </w:rPr>
+        <w:t xml:space="preserve">                    num_gpus=1, batch_size=1024)</w:t>
+      </w:r>
+    </w:p>
+    <w:p>
+      <w:pPr>
+        <w:spacing w:after="0" w:before="0"/>
+      </w:pPr>
+      <w:r>
+        <w:rPr>
+          <w:rFonts w:ascii="Consolas" w:hAnsi="Consolas"/>
+          <w:color w:val="101010"/>
+          <w:sz w:val="18"/>
+        </w:rPr>
+        <w:t>ds.map_batches(upsert_to_vector_store, batch_size=512)</w:t>
+      </w:r>
+    </w:p>
+    <w:p>
+      <w:pPr>
+        <w:spacing w:after="0" w:before="0"/>
+      </w:pPr>
+      <w:r>
+        <w:rPr>
+          <w:rFonts w:ascii="Consolas" w:hAnsi="Consolas"/>
+          <w:color w:val="101010"/>
+          <w:sz w:val="18"/>
+        </w:rPr>
+        <w:t xml:space="preserve"> </w:t>
       </w:r>
     </w:p>
     <w:p>
@@ -233,7 +479,7 @@
           <w:color w:val="333333"/>
           <w:sz w:val="22"/>
         </w:rPr>
-        <w:t>all deliverables present in the submission folder</w:t>
+        <w:t>pipeline sustains all 4 GPU actors busy (Ray dashboard)</w:t>
       </w:r>
     </w:p>
     <w:p>
@@ -245,7 +491,7 @@
           <w:color w:val="333333"/>
           <w:sz w:val="22"/>
         </w:rPr>
-        <w:t>code runs end-to-end without modification</w:t>
+        <w:t>row counts match: input minus filtered equals upserted</w:t>
       </w:r>
     </w:p>
     <w:p>
@@ -257,7 +503,19 @@
           <w:color w:val="333333"/>
           <w:sz w:val="22"/>
         </w:rPr>
-        <w:t>results match the expected ranges in the rubric</w:t>
+        <w:t>vector store returns sane neighbors for 10 probe queries</w:t>
+      </w:r>
+    </w:p>
+    <w:p>
+      <w:pPr>
+        <w:pStyle w:val="ListBullet"/>
+      </w:pPr>
+      <w:r>
+        <w:rPr>
+          <w:color w:val="333333"/>
+          <w:sz w:val="22"/>
+        </w:rPr>
+        <w:t>rerun after a worker kill completes without duplicate upserts</w:t>
       </w:r>
     </w:p>
     <w:p>
